--- a/klagomål/A 24696-2026 FSC-klagomål.docx
+++ b/klagomål/A 24696-2026 FSC-klagomål.docx
@@ -1128,7 +1128,7 @@
     <w:r>
       <w:tab/>
       <w:tab/>
-      <w:t>2026-09-14</w:t>
+      <w:t>2026-09-15</w:t>
       <w:br/>
       <w:br/>
     </w:r>

--- a/klagomål/A 24696-2026 FSC-klagomål.docx
+++ b/klagomål/A 24696-2026 FSC-klagomål.docx
@@ -1128,7 +1128,7 @@
     <w:r>
       <w:tab/>
       <w:tab/>
-      <w:t>2026-09-15</w:t>
+      <w:t>2026-09-16</w:t>
       <w:br/>
       <w:br/>
     </w:r>

--- a/klagomål/A 24696-2026 FSC-klagomål.docx
+++ b/klagomål/A 24696-2026 FSC-klagomål.docx
@@ -1128,7 +1128,7 @@
     <w:r>
       <w:tab/>
       <w:tab/>
-      <w:t>2026-09-16</w:t>
+      <w:t>2026-09-17</w:t>
       <w:br/>
       <w:br/>
     </w:r>

--- a/klagomål/A 24696-2026 FSC-klagomål.docx
+++ b/klagomål/A 24696-2026 FSC-klagomål.docx
@@ -1128,7 +1128,7 @@
     <w:r>
       <w:tab/>
       <w:tab/>
-      <w:t>2026-09-17</w:t>
+      <w:t>2026-09-18</w:t>
       <w:br/>
       <w:br/>
     </w:r>

--- a/klagomål/A 24696-2026 FSC-klagomål.docx
+++ b/klagomål/A 24696-2026 FSC-klagomål.docx
@@ -1128,7 +1128,7 @@
     <w:r>
       <w:tab/>
       <w:tab/>
-      <w:t>2026-09-18</w:t>
+      <w:t>2026-09-19</w:t>
       <w:br/>
       <w:br/>
     </w:r>

--- a/klagomål/A 24696-2026 FSC-klagomål.docx
+++ b/klagomål/A 24696-2026 FSC-klagomål.docx
@@ -1128,7 +1128,7 @@
     <w:r>
       <w:tab/>
       <w:tab/>
-      <w:t>2026-09-19</w:t>
+      <w:t>2026-09-21</w:t>
       <w:br/>
       <w:br/>
     </w:r>

--- a/klagomål/A 24696-2026 FSC-klagomål.docx
+++ b/klagomål/A 24696-2026 FSC-klagomål.docx
@@ -1128,7 +1128,7 @@
     <w:r>
       <w:tab/>
       <w:tab/>
-      <w:t>2026-09-21</w:t>
+      <w:t>2026-09-23</w:t>
       <w:br/>
       <w:br/>
     </w:r>

--- a/klagomål/A 24696-2026 FSC-klagomål.docx
+++ b/klagomål/A 24696-2026 FSC-klagomål.docx
@@ -1128,7 +1128,7 @@
     <w:r>
       <w:tab/>
       <w:tab/>
-      <w:t>2026-09-23</w:t>
+      <w:t>2026-09-24</w:t>
       <w:br/>
       <w:br/>
     </w:r>

--- a/klagomål/A 24696-2026 FSC-klagomål.docx
+++ b/klagomål/A 24696-2026 FSC-klagomål.docx
@@ -1128,7 +1128,7 @@
     <w:r>
       <w:tab/>
       <w:tab/>
-      <w:t>2026-09-24</w:t>
+      <w:t>2026-09-25</w:t>
       <w:br/>
       <w:br/>
     </w:r>

--- a/klagomål/A 24696-2026 FSC-klagomål.docx
+++ b/klagomål/A 24696-2026 FSC-klagomål.docx
@@ -1128,7 +1128,7 @@
     <w:r>
       <w:tab/>
       <w:tab/>
-      <w:t>2026-09-25</w:t>
+      <w:t>2026-09-26</w:t>
       <w:br/>
       <w:br/>
     </w:r>

--- a/klagomål/A 24696-2026 FSC-klagomål.docx
+++ b/klagomål/A 24696-2026 FSC-klagomål.docx
@@ -1128,7 +1128,7 @@
     <w:r>
       <w:tab/>
       <w:tab/>
-      <w:t>2026-09-26</w:t>
+      <w:t>2026-09-27</w:t>
       <w:br/>
       <w:br/>
     </w:r>

--- a/klagomål/A 24696-2026 FSC-klagomål.docx
+++ b/klagomål/A 24696-2026 FSC-klagomål.docx
@@ -1128,7 +1128,7 @@
     <w:r>
       <w:tab/>
       <w:tab/>
-      <w:t>2026-09-27</w:t>
+      <w:t>2026-09-28</w:t>
       <w:br/>
       <w:br/>
     </w:r>

--- a/klagomål/A 24696-2026 FSC-klagomål.docx
+++ b/klagomål/A 24696-2026 FSC-klagomål.docx
@@ -1128,7 +1128,7 @@
     <w:r>
       <w:tab/>
       <w:tab/>
-      <w:t>2026-09-28</w:t>
+      <w:t>2026-09-29</w:t>
       <w:br/>
       <w:br/>
     </w:r>

--- a/klagomål/A 24696-2026 FSC-klagomål.docx
+++ b/klagomål/A 24696-2026 FSC-klagomål.docx
@@ -1128,7 +1128,7 @@
     <w:r>
       <w:tab/>
       <w:tab/>
-      <w:t>2026-09-29</w:t>
+      <w:t>2026-09-30</w:t>
       <w:br/>
       <w:br/>
     </w:r>

--- a/klagomål/A 24696-2026 FSC-klagomål.docx
+++ b/klagomål/A 24696-2026 FSC-klagomål.docx
@@ -1128,7 +1128,7 @@
     <w:r>
       <w:tab/>
       <w:tab/>
-      <w:t>2026-09-30</w:t>
+      <w:t>2026-10-01</w:t>
       <w:br/>
       <w:br/>
     </w:r>

--- a/klagomål/A 24696-2026 FSC-klagomål.docx
+++ b/klagomål/A 24696-2026 FSC-klagomål.docx
@@ -1128,7 +1128,7 @@
     <w:r>
       <w:tab/>
       <w:tab/>
-      <w:t>2026-10-01</w:t>
+      <w:t>2026-10-02</w:t>
       <w:br/>
       <w:br/>
     </w:r>

--- a/klagomål/A 24696-2026 FSC-klagomål.docx
+++ b/klagomål/A 24696-2026 FSC-klagomål.docx
@@ -1128,7 +1128,7 @@
     <w:r>
       <w:tab/>
       <w:tab/>
-      <w:t>2026-10-02</w:t>
+      <w:t>2026-10-03</w:t>
       <w:br/>
       <w:br/>
     </w:r>

--- a/klagomål/A 24696-2026 FSC-klagomål.docx
+++ b/klagomål/A 24696-2026 FSC-klagomål.docx
@@ -1128,7 +1128,7 @@
     <w:r>
       <w:tab/>
       <w:tab/>
-      <w:t>2026-10-03</w:t>
+      <w:t>2026-10-04</w:t>
       <w:br/>
       <w:br/>
     </w:r>

--- a/klagomål/A 24696-2026 FSC-klagomål.docx
+++ b/klagomål/A 24696-2026 FSC-klagomål.docx
@@ -1128,7 +1128,7 @@
     <w:r>
       <w:tab/>
       <w:tab/>
-      <w:t>2026-10-04</w:t>
+      <w:t>2026-10-05</w:t>
       <w:br/>
       <w:br/>
     </w:r>

--- a/klagomål/A 24696-2026 FSC-klagomål.docx
+++ b/klagomål/A 24696-2026 FSC-klagomål.docx
@@ -1128,7 +1128,7 @@
     <w:r>
       <w:tab/>
       <w:tab/>
-      <w:t>2026-10-05</w:t>
+      <w:t>2026-10-06</w:t>
       <w:br/>
       <w:br/>
     </w:r>

--- a/klagomål/A 24696-2026 FSC-klagomål.docx
+++ b/klagomål/A 24696-2026 FSC-klagomål.docx
@@ -1128,7 +1128,7 @@
     <w:r>
       <w:tab/>
       <w:tab/>
-      <w:t>2026-10-06</w:t>
+      <w:t>2026-10-07</w:t>
       <w:br/>
       <w:br/>
     </w:r>

--- a/klagomål/A 24696-2026 FSC-klagomål.docx
+++ b/klagomål/A 24696-2026 FSC-klagomål.docx
@@ -1128,7 +1128,7 @@
     <w:r>
       <w:tab/>
       <w:tab/>
-      <w:t>2026-10-07</w:t>
+      <w:t>2026-10-08</w:t>
       <w:br/>
       <w:br/>
     </w:r>

--- a/klagomål/A 24696-2026 FSC-klagomål.docx
+++ b/klagomål/A 24696-2026 FSC-klagomål.docx
@@ -1128,7 +1128,7 @@
     <w:r>
       <w:tab/>
       <w:tab/>
-      <w:t>2026-10-08</w:t>
+      <w:t>2026-10-09</w:t>
       <w:br/>
       <w:br/>
     </w:r>

--- a/klagomål/A 24696-2026 FSC-klagomål.docx
+++ b/klagomål/A 24696-2026 FSC-klagomål.docx
@@ -1128,7 +1128,7 @@
     <w:r>
       <w:tab/>
       <w:tab/>
-      <w:t>2026-10-09</w:t>
+      <w:t>2026-10-10</w:t>
       <w:br/>
       <w:br/>
     </w:r>

--- a/klagomål/A 24696-2026 FSC-klagomål.docx
+++ b/klagomål/A 24696-2026 FSC-klagomål.docx
@@ -1128,7 +1128,7 @@
     <w:r>
       <w:tab/>
       <w:tab/>
-      <w:t>2026-10-10</w:t>
+      <w:t>2026-10-11</w:t>
       <w:br/>
       <w:br/>
     </w:r>

--- a/klagomål/A 24696-2026 FSC-klagomål.docx
+++ b/klagomål/A 24696-2026 FSC-klagomål.docx
@@ -1128,7 +1128,7 @@
     <w:r>
       <w:tab/>
       <w:tab/>
-      <w:t>2026-10-11</w:t>
+      <w:t>2026-10-12</w:t>
       <w:br/>
       <w:br/>
     </w:r>

--- a/klagomål/A 24696-2026 FSC-klagomål.docx
+++ b/klagomål/A 24696-2026 FSC-klagomål.docx
@@ -1128,7 +1128,7 @@
     <w:r>
       <w:tab/>
       <w:tab/>
-      <w:t>2026-10-12</w:t>
+      <w:t>2026-10-13</w:t>
       <w:br/>
       <w:br/>
     </w:r>

--- a/klagomål/A 24696-2026 FSC-klagomål.docx
+++ b/klagomål/A 24696-2026 FSC-klagomål.docx
@@ -1128,7 +1128,7 @@
     <w:r>
       <w:tab/>
       <w:tab/>
-      <w:t>2026-10-13</w:t>
+      <w:t>2026-10-14</w:t>
       <w:br/>
       <w:br/>
     </w:r>

--- a/klagomål/A 24696-2026 FSC-klagomål.docx
+++ b/klagomål/A 24696-2026 FSC-klagomål.docx
@@ -1128,7 +1128,7 @@
     <w:r>
       <w:tab/>
       <w:tab/>
-      <w:t>2026-10-14</w:t>
+      <w:t>2026-10-15</w:t>
       <w:br/>
       <w:br/>
     </w:r>

--- a/klagomål/A 24696-2026 FSC-klagomål.docx
+++ b/klagomål/A 24696-2026 FSC-klagomål.docx
@@ -1128,7 +1128,7 @@
     <w:r>
       <w:tab/>
       <w:tab/>
-      <w:t>2026-10-15</w:t>
+      <w:t>2026-10-16</w:t>
       <w:br/>
       <w:br/>
     </w:r>

--- a/klagomål/A 24696-2026 FSC-klagomål.docx
+++ b/klagomål/A 24696-2026 FSC-klagomål.docx
@@ -1128,7 +1128,7 @@
     <w:r>
       <w:tab/>
       <w:tab/>
-      <w:t>2026-10-16</w:t>
+      <w:t>2026-10-17</w:t>
       <w:br/>
       <w:br/>
     </w:r>

--- a/klagomål/A 24696-2026 FSC-klagomål.docx
+++ b/klagomål/A 24696-2026 FSC-klagomål.docx
@@ -1128,7 +1128,7 @@
     <w:r>
       <w:tab/>
       <w:tab/>
-      <w:t>2026-10-17</w:t>
+      <w:t>2026-10-18</w:t>
       <w:br/>
       <w:br/>
     </w:r>

--- a/klagomål/A 24696-2026 FSC-klagomål.docx
+++ b/klagomål/A 24696-2026 FSC-klagomål.docx
@@ -1128,7 +1128,7 @@
     <w:r>
       <w:tab/>
       <w:tab/>
-      <w:t>2026-10-18</w:t>
+      <w:t>2026-10-19</w:t>
       <w:br/>
       <w:br/>
     </w:r>

--- a/klagomål/A 24696-2026 FSC-klagomål.docx
+++ b/klagomål/A 24696-2026 FSC-klagomål.docx
@@ -1128,7 +1128,7 @@
     <w:r>
       <w:tab/>
       <w:tab/>
-      <w:t>2026-10-19</w:t>
+      <w:t>2026-10-20</w:t>
       <w:br/>
       <w:br/>
     </w:r>

--- a/klagomål/A 24696-2026 FSC-klagomål.docx
+++ b/klagomål/A 24696-2026 FSC-klagomål.docx
@@ -1128,7 +1128,7 @@
     <w:r>
       <w:tab/>
       <w:tab/>
-      <w:t>2026-10-20</w:t>
+      <w:t>2026-10-21</w:t>
       <w:br/>
       <w:br/>
     </w:r>

--- a/klagomål/A 24696-2026 FSC-klagomål.docx
+++ b/klagomål/A 24696-2026 FSC-klagomål.docx
@@ -1128,7 +1128,7 @@
     <w:r>
       <w:tab/>
       <w:tab/>
-      <w:t>2026-10-21</w:t>
+      <w:t>2026-10-22</w:t>
       <w:br/>
       <w:br/>
     </w:r>

--- a/klagomål/A 24696-2026 FSC-klagomål.docx
+++ b/klagomål/A 24696-2026 FSC-klagomål.docx
@@ -1128,7 +1128,7 @@
     <w:r>
       <w:tab/>
       <w:tab/>
-      <w:t>2026-10-22</w:t>
+      <w:t>2026-10-23</w:t>
       <w:br/>
       <w:br/>
     </w:r>

--- a/klagomål/A 24696-2026 FSC-klagomål.docx
+++ b/klagomål/A 24696-2026 FSC-klagomål.docx
@@ -1128,7 +1128,7 @@
     <w:r>
       <w:tab/>
       <w:tab/>
-      <w:t>2026-10-23</w:t>
+      <w:t>2026-10-24</w:t>
       <w:br/>
       <w:br/>
     </w:r>

--- a/klagomål/A 24696-2026 FSC-klagomål.docx
+++ b/klagomål/A 24696-2026 FSC-klagomål.docx
@@ -221,7 +221,7 @@
     </w:p>
     <w:p>
       <w:r>
-        <w:t>I avverkningsanmälan finns fynd av 5 naturvårdsarter, varav 5 är rödlistade, 1 är fridlyst och 4 är typiska (T): garnlav (VU, T), dropptaggsvamp (NT, T), lunglav (NT, T), mörk kolflarnlav (NT) och tretåig hackspett (NT, T, §4). Se Figur 1.</w:t>
+        <w:t>I avverkningsanmälan finns fynd av 21 naturvårdsarter, varav 14 är rödlistade, 3 är fridlysta, 14 är typiska (T) och 6 är signalarter (S): garnlav (VU, T), blanksvart spiklav (NT), blågrå svartspik (NT), dropptaggsvamp (NT, T), kortskaftad ärgspik (NT), kötticka (NT), lavskrika (NT, T, §4), lunglav (NT, T), mörk kolflarnlav (NT), nordlig nållav (NT), tallticka (NT, T), tretåig hackspett (NT, T, §4), vedskivlav (NT, T), vitgrynig nållav (NT), bårdlav (S, T), gulnål (S, T), norrlandslav (S, T), nästlav (S, T), skinnlav (S, T), vedticka (S, T) och spillkråka (T, §4). Se Figur 1.</w:t>
       </w:r>
     </w:p>
     <w:p>
@@ -281,6 +281,28 @@
         <w:rPr>
           <w:b/>
         </w:rPr>
+        <w:t>Blanksvart spiklav (NT)</w:t>
+      </w:r>
+      <w:r>
+        <w:t xml:space="preserve"> förekommer på torr, hård, gammal kärnved men även på äldre ytved av tall i naturskogsartade bestånd med begränsad brandpåverkan och ostörd hydrologi. Skogsbruksåtgärder på eller i närheten av lokaler med blanksvart spiklav utgör ett hot. Naturskogsartade öppna tall- och barrblandskogar med blanksvart spiklav indikerar höga biologiska värden och bör bevaras (SLU Artdatabanken, 2024).</w:t>
+      </w:r>
+    </w:p>
+    <w:p>
+      <w:r>
+        <w:rPr>
+          <w:b/>
+        </w:rPr>
+        <w:t>Blågrå svartspik (NT)</w:t>
+      </w:r>
+      <w:r>
+        <w:t xml:space="preserve"> växer på torr, hård ved av gamla, solbelysta torrakor, högstubbar av tall och grova döda grenar på levande tallar i öppna bestånd av naturskogskaraktär. Nästan alltid rör det sig om tjärrika torrträd och högstubbar (töreved, keloträd) som kan vara en bra bit över hundra år, i vissa fall sannolikt hundratals år gamla. Skogsbruk är idag det allvarligaste hotet. Ett långsiktigt hot är att nybildningen av gamla torrakor och högstubbar är en långsam process vilken ofta är beroende av skogsbrand. Nytt substrat bildas numera sannolikt nästan inte alls då antalet naturliga skogsbränder har minskat drastiskt på grund av effektivare brandbekämpning. Döda träd som lämnas efter avverkning är inte lämpliga för arten, eftersom dessa träd inte varit utsatta för skogsbrand och bildat tjärrik ved. Skogsbruksåtgärder på eller i närheten av växtplatserna bör undvikas. Naturskogsartade skogar med förekomst av arten indikerar höga biologiska värden och bör bevaras. Blågrå svartspik har en mycket begränsad utbredning utanför de nordiska länderna varför dessa länder har ett speciellt ansvar för arten (SLU Artdatabanken, 2024).</w:t>
+      </w:r>
+    </w:p>
+    <w:p>
+      <w:r>
+        <w:rPr>
+          <w:b/>
+        </w:rPr>
         <w:t>Dropptaggsvamp (NT)</w:t>
       </w:r>
       <w:r>
@@ -301,6 +323,57 @@
         <w:rPr>
           <w:b/>
         </w:rPr>
+        <w:t>Kortskaftad ärgspik (NT)</w:t>
+      </w:r>
+      <w:r>
+        <w:t xml:space="preserve"> förekommer i barrträdsdominerade skogar och växer nästan uteslutande på tallved. Den föredrar gamla högstubbar i fuktig och halvöppen miljö, t.ex. i myrkanter, sumpskog och brandpräglad skog. Arten indikerar kontinuerlig tillgång till gamla högstubbar i kombination med hög och jämn luftfuktighet. Skogsbruk på lokaler med kortskaftad ärgspik utgör ett hot. På lång sikt bildas färre lämpliga substrat än vad som försvinner. Avverkning av barrträdsdominerade bestånd av naturskogskaraktär utgör ett långsiktigt hot. Naturskogsartade bestånd med riklig förekomst av gamla och grova tallhögstubbar bör undantas från skogsbruk (SLU Artdatabanken, 2024).</w:t>
+      </w:r>
+    </w:p>
+    <w:p>
+      <w:r>
+        <w:rPr>
+          <w:b/>
+        </w:rPr>
+        <w:t>Kötticka (NT)</w:t>
+      </w:r>
+      <w:r>
+        <w:t xml:space="preserve"> är granens kötticka och har klassificerats som ”gammelskogsindikator”, då den förekommer med ett tydligt optimum i äldre barrskogar, främst fuktiga granskogar. Den har högst signalvärde söder om den naturliga norrlandsgränsen </w:t>
+      </w:r>
+      <w:r>
+        <w:rPr>
+          <w:i/>
+        </w:rPr>
+        <w:t>limes norrlandicus</w:t>
+      </w:r>
+      <w:r>
+        <w:t>, men signalerar vanligtvis höga naturvärden även i Norrland. Arten är knuten till miljöer med konstant luftfuktighet och känslig för uttorkning som en avverkning kan medföra. Den totala populationen bedöms därför ha minskat under de senaste 30 åren och fortsätter att minska i takt med att grankontinuitetsskogar (skogar som inte kalavverkats) minskar i areal, samtidigt som att lämpliga miljöer inte återskapas i samma takt (SLU Artdatabanken, 2024; Nitare &amp; Skogsstyrelsen, 2019).</w:t>
+      </w:r>
+    </w:p>
+    <w:p>
+      <w:r>
+        <w:rPr>
+          <w:b/>
+        </w:rPr>
+        <w:t>Lavskrika (NT, §4)</w:t>
+      </w:r>
+      <w:r>
+        <w:t xml:space="preserve"> är rödlistad som nära hotad och fridlyst enligt 4§ artskyddsförordningen. Den har minskat med 20 (10–30) % under de senaste 15 åren och minskningstakten bedöms vara nära gränsvärdet för sårbar (VU). Lavskrikan är en mycket stationär fågel, som häckar i äldre, slutna och hänglavsrika barrskogar. Nyckelfaktorer är flerskiktad skog med rik undervegetation samt riklig förekomst av hänglavar. Reviren är livslånga med hemområden som varierar mellan 50 och 150 ha. Inom ett revir av hög kvalitet finns det som regel ett eller flera kärnområden (1–20 ha) med relativt tät flerskiktad granskog. Arten missgynnas när flerskiktad skog omförs till enskiktade bestånd och även röjning och hård gallring är starkt negativt. Lavskrikan har relativt stora hemområden och försvinner när den äldre skogen fragmenteras, särskilt allvarligt är när kärnområdena avverkas. Den försvinner successivt framför allt vid dess utbredningsgränser och populationen har minskat kontinuerligt under 2000-talet. Lavskrika är typisk art för </w:t>
+      </w:r>
+      <w:r>
+        <w:rPr>
+          <w:i/>
+        </w:rPr>
+        <w:t>9010 Taiga</w:t>
+      </w:r>
+      <w:r>
+        <w:t xml:space="preserve"> (SLU Artdatabanken, 2026; Skogsstyrelsen 2016).</w:t>
+      </w:r>
+    </w:p>
+    <w:p>
+      <w:r>
+        <w:rPr>
+          <w:b/>
+        </w:rPr>
         <w:t>Lunglav (NT)</w:t>
       </w:r>
       <w:r>
@@ -368,6 +441,46 @@
         <w:rPr>
           <w:b/>
         </w:rPr>
+        <w:t>Nordlig nållav (NT)</w:t>
+      </w:r>
+      <w:r>
+        <w:t xml:space="preserve"> signalerar alltid miljöer med höga naturvärden. På lokalerna förekommer nästan alltid andra rödlistade eller ovanliga arter knutna till gamla skogar. Alla skogsskötselåtgärder på eller i omedelbar närhet av lokalerna utgör ett hot. Några av lavens rikaste förekomster bör skyddas (SLU Artdatabanken, 2024; Nitare &amp; Skogsstyrelsen, 2019).</w:t>
+      </w:r>
+    </w:p>
+    <w:p>
+      <w:r>
+        <w:rPr>
+          <w:b/>
+        </w:rPr>
+        <w:t xml:space="preserve">Tallticka (NT) </w:t>
+      </w:r>
+      <w:r>
+        <w:t xml:space="preserve">uppträder först på tallar som är 100–150 år gamla men är vanligast på träd som är runt 150–200 år eller äldre. I skogslandskapet är den främst knuten till tallnaturskogar och restbiotoper med biologiskt gamla träd och signalerar vanligtvis skyddsvärda tallbestånd med höga naturvärden. Tallticka är typisk art för </w:t>
+      </w:r>
+      <w:r>
+        <w:rPr>
+          <w:i/>
+        </w:rPr>
+        <w:t xml:space="preserve">9010 Taiga </w:t>
+      </w:r>
+      <w:r>
+        <w:t xml:space="preserve">och </w:t>
+      </w:r>
+      <w:r>
+        <w:rPr>
+          <w:i/>
+        </w:rPr>
+        <w:t>9060 Åsbarrskog</w:t>
+      </w:r>
+      <w:r>
+        <w:t xml:space="preserve"> (SLU Artdatabanken, 2023; Nitare &amp; Skogsstyrelsen, 2019).</w:t>
+      </w:r>
+    </w:p>
+    <w:p>
+      <w:r>
+        <w:rPr>
+          <w:b/>
+        </w:rPr>
         <w:t>Tretåig hackspett (NT, §4)</w:t>
       </w:r>
       <w:r>
@@ -390,6 +503,240 @@
       </w:r>
       <w:r>
         <w:t xml:space="preserve"> (Skogsstyrelsen, 2016; SLU Artdatabanken, 2024).</w:t>
+      </w:r>
+    </w:p>
+    <w:p>
+      <w:r>
+        <w:rPr>
+          <w:b/>
+        </w:rPr>
+        <w:t>Vedskivlav (NT)</w:t>
+      </w:r>
+      <w:r>
+        <w:t xml:space="preserve"> växer på gammal, torr, exponerad, hård kärnved av framförallt tall i naturskogsartade bestånd. Avverkning av tallskog av naturskogskaraktär med spår av återkommande bränder är ett hot. Mängden lämplig ved att växa på för vedskivlav minskar, dels på grund av naturlig nedbrytning men framförallt på grund av att de förstörs i samband med slutavverkningar, gallringar och markberedning. Tall- och blandbarrskogar av naturskogskaraktär med spår av återkommande bränder bör skyddas. Vedskivlav är typisk art för </w:t>
+      </w:r>
+      <w:r>
+        <w:rPr>
+          <w:i/>
+        </w:rPr>
+        <w:t>9010 Taiga</w:t>
+      </w:r>
+      <w:r>
+        <w:t xml:space="preserve"> (SLU Artdatabanken, 2024).</w:t>
+      </w:r>
+    </w:p>
+    <w:p>
+      <w:r>
+        <w:rPr>
+          <w:b/>
+        </w:rPr>
+        <w:t>Vitgrynig nållav (NT)</w:t>
+      </w:r>
+      <w:r>
+        <w:t xml:space="preserve"> växer nästan uteslutande på bark av gamla, senvuxna granar i skuggiga lägen med hög och jämn luftfuktighet. Den vanligaste naturtypen för arten är kontinuitetsskogar på frisk mark men den finns också i sumpgranskogar. På lång sikt utgör avverkningar av olikåldriga granskogar av naturskogskaraktär ett allvarligt hot mot arten och skogsbruksåtgärder på eller i närheten av växtplatserna bör undvikas. Naturskogsartade, fuktiga granskogar med förekomster av arten signalerar höga biologiska värden och bör bevaras (SLU Artdatabanken, 2024; Nitare &amp; Skogsstyrelsen, 2019).</w:t>
+      </w:r>
+    </w:p>
+    <w:p>
+      <w:r>
+        <w:rPr>
+          <w:b/>
+        </w:rPr>
+        <w:t>Bårdlav</w:t>
+      </w:r>
+      <w:r>
+        <w:t xml:space="preserve"> signalerar miljöer med höga naturvärden och på lokalerna finns vanligtvis många andra ovanliga och rödlistade arter. Den visar även på platser med hög och jämn luftfuktighet. På bårdlav och andra njurlavar (Nephroma) kan de sällsynta parasiterna </w:t>
+      </w:r>
+      <w:r>
+        <w:rPr>
+          <w:i/>
+        </w:rPr>
+        <w:t xml:space="preserve">Protounguicularia nephromatis </w:t>
+      </w:r>
+      <w:r>
+        <w:t xml:space="preserve">(VU) och </w:t>
+      </w:r>
+      <w:r>
+        <w:rPr>
+          <w:i/>
+        </w:rPr>
+        <w:t xml:space="preserve">Tremella nephromatis </w:t>
+      </w:r>
+      <w:r>
+        <w:t xml:space="preserve">(DD) påträffas. Bårdlav är typisk art för </w:t>
+      </w:r>
+      <w:r>
+        <w:rPr>
+          <w:i/>
+        </w:rPr>
+        <w:t xml:space="preserve">9010 Taiga, 9020 Nordlig ädellövskog, 9070 Trädklädd betesmark, 9110 Näringsfattig bokskog, 9160 Näringsrik ekskog, 9180 Ädellövskog i branter </w:t>
+      </w:r>
+      <w:r>
+        <w:t>och</w:t>
+      </w:r>
+      <w:r>
+        <w:rPr>
+          <w:i/>
+        </w:rPr>
+        <w:t xml:space="preserve"> 9190 Näringsfattig ekskog</w:t>
+      </w:r>
+      <w:r>
+        <w:t xml:space="preserve"> (SLU Artdatabanken, 2026; Nitare &amp; Skogsstyrelsen, 2019).</w:t>
+      </w:r>
+    </w:p>
+    <w:p>
+      <w:r>
+        <w:rPr>
+          <w:b/>
+        </w:rPr>
+        <w:t>Gulnål</w:t>
+      </w:r>
+      <w:r>
+        <w:t xml:space="preserve"> växer mest på murknande lövträdsved och barrträdsved och förekommer i skuggiga miljöer med hög luftfuktighet. I södra Sverige är den en relativt bra signal på biotoper med höga naturvärden och följs ofta av sällsynta arter. Gulnål är typisk art för </w:t>
+      </w:r>
+      <w:r>
+        <w:rPr>
+          <w:i/>
+        </w:rPr>
+        <w:t>9110 Näringsfattig bokskog</w:t>
+      </w:r>
+      <w:r>
+        <w:t xml:space="preserve"> och</w:t>
+      </w:r>
+      <w:r>
+        <w:rPr>
+          <w:i/>
+        </w:rPr>
+        <w:t xml:space="preserve"> 9130 Näringsrik bokskog </w:t>
+      </w:r>
+      <w:r>
+        <w:t>(Nitare &amp; Skogsstyrelsen, 2019; SLU Artdatabanken, 2025).</w:t>
+      </w:r>
+    </w:p>
+    <w:p>
+      <w:r>
+        <w:rPr>
+          <w:b/>
+        </w:rPr>
+        <w:t xml:space="preserve">Norrlandslav </w:t>
+      </w:r>
+      <w:r>
+        <w:t xml:space="preserve">indikerar söder om den naturliga norrlandsgränsen barrskogsbeklädda bergbranter eller andra ostörda skogsmiljöer med höga naturvärden. Norrlandslav är typisk art för </w:t>
+      </w:r>
+      <w:r>
+        <w:rPr>
+          <w:i/>
+        </w:rPr>
+        <w:t xml:space="preserve">9010 Taiga, 8110 Silikatrasmarker </w:t>
+      </w:r>
+      <w:r>
+        <w:t>och</w:t>
+      </w:r>
+      <w:r>
+        <w:rPr>
+          <w:i/>
+        </w:rPr>
+        <w:t xml:space="preserve"> 8120 Kalkrasmarker </w:t>
+      </w:r>
+      <w:r>
+        <w:t>(Nitare &amp; Skogsstyrelsen, 2000; SLU Artdatabanken, 2025).</w:t>
+      </w:r>
+    </w:p>
+    <w:p>
+      <w:r>
+        <w:rPr>
+          <w:b/>
+        </w:rPr>
+        <w:t>Nästlav</w:t>
+      </w:r>
+      <w:r>
+        <w:t xml:space="preserve"> indikerar söder om den naturliga norrlandsgränsen äldre barrskogsområden med höga naturvärden där andra ovanliga nordliga barrskogsarter kan påträffas. Nästlav är typisk art för </w:t>
+      </w:r>
+      <w:r>
+        <w:rPr>
+          <w:i/>
+        </w:rPr>
+        <w:t xml:space="preserve">9010 Taiga </w:t>
+      </w:r>
+      <w:r>
+        <w:t>(Nitare &amp; Skogsstyrelsen, 2019; SLU Artdatabanken, 2025).</w:t>
+      </w:r>
+    </w:p>
+    <w:p>
+      <w:r>
+        <w:rPr>
+          <w:b/>
+        </w:rPr>
+        <w:t xml:space="preserve">Skinnlav </w:t>
+      </w:r>
+      <w:r>
+        <w:t xml:space="preserve">förekommer på diverse lövträd, främst på gammal asp och sälg. Den påträffas främst i områden med lång kontinuitet av grova lövträd och signalerar skogsmark med höga naturvärden. På lokalerna förekommer som regel ett flertal andra ovanliga eller rödlistade lavar. I likhet med gelélavarna, etablerar sig skinnlaven i skogsmark på grova aspar i sena lövsuccessioner. Skinnlav är typisk art för </w:t>
+      </w:r>
+      <w:r>
+        <w:rPr>
+          <w:i/>
+        </w:rPr>
+        <w:t xml:space="preserve">9010 Taiga, 9020 Nordlig ädellövskog </w:t>
+      </w:r>
+      <w:r>
+        <w:t xml:space="preserve">och </w:t>
+      </w:r>
+      <w:r>
+        <w:rPr>
+          <w:i/>
+        </w:rPr>
+        <w:t xml:space="preserve">9070 Trädklädd betesmark </w:t>
+      </w:r>
+      <w:r>
+        <w:t>(Nitare &amp; Skogsstyrelsen, 2019; SLU Artdatabanken, 2025).</w:t>
+      </w:r>
+    </w:p>
+    <w:p>
+      <w:r>
+        <w:rPr>
+          <w:b/>
+        </w:rPr>
+        <w:t xml:space="preserve">Vedticka </w:t>
+      </w:r>
+      <w:r>
+        <w:t xml:space="preserve">är en bra signalart söder om den naturliga norrlandsgränsen. Den är huvudsakligen knuten till äldre barrskogar där det föreligger långvarig kontinuitet av död barrved. Vedticka är typisk art för </w:t>
+      </w:r>
+      <w:r>
+        <w:rPr>
+          <w:i/>
+        </w:rPr>
+        <w:t xml:space="preserve">9010 Taiga </w:t>
+      </w:r>
+      <w:r>
+        <w:t>(Nitare &amp; Skogsstyrelsen, 2019; SLU Artdatabanken, 2025).</w:t>
+      </w:r>
+    </w:p>
+    <w:p>
+      <w:r>
+        <w:rPr>
+          <w:b/>
+        </w:rPr>
+        <w:t>Spillkråka (§4)</w:t>
+      </w:r>
+      <w:r>
+        <w:t xml:space="preserve"> omfattas av bilaga 1 i EU:s fågeldirektiv och är typisk art för </w:t>
+      </w:r>
+      <w:r>
+        <w:rPr>
+          <w:i/>
+        </w:rPr>
+        <w:t xml:space="preserve">9010 Taiga </w:t>
+      </w:r>
+      <w:r>
+        <w:t>och</w:t>
+      </w:r>
+      <w:r>
+        <w:rPr>
+          <w:i/>
+        </w:rPr>
+        <w:t xml:space="preserve"> 9740 Skogsbevuxen myr</w:t>
+      </w:r>
+      <w:r>
+        <w:t>. Den behöver grova träd, främst tall, asp och bok som boträd. Skogsbruk med korta omloppstider och täta, homogena ungskogar utgör det största hotet. Spillkråka är en nyckelart i skogliga miljöer vars övergivna bohål utnyttjas av flera andra hålhäckande fågelarter och fladdermöss, däribland pärluggla (EN, §4), knipa (§4), salskrake (§4) och skogsduva (§4). Hökuggla (VU, §4) och slaguggla (§4) häckar ofta i högstubbar som brutits av i höjd med ett gammalt spillkråkebo (SLU Artdatabanken, 2026; Skogsstyrelsen, 2016).</w:t>
       </w:r>
     </w:p>
     <w:p>
@@ -477,10 +824,18 @@
         <w:rPr>
           <w:b/>
         </w:rPr>
-        <w:t xml:space="preserve">6.4.3 </w:t>
-      </w:r>
-      <w:r>
-        <w:t>Bevarandeåtgärder genomförs för de kända förekomster av rödlistade arter som påverkas av skogsbruk.</w:t>
+        <w:t xml:space="preserve">6.4.1 </w:t>
+      </w:r>
+      <w:r>
+        <w:t>Följande biotoper undantas från alla skogsbruksåtgärder, förutom åtgärder påkallade för att bevara eller främja biotopens naturliga eller hävdbetingade biologiska mångfald:</w:t>
+      </w:r>
+    </w:p>
+    <w:p>
+      <w:pPr>
+        <w:ind w:left="357"/>
+      </w:pPr>
+      <w:r>
+        <w:t>b) nyckelbiotoper enligt Skogsstyrelsens definition och metod (1995)</w:t>
       </w:r>
     </w:p>
     <w:p>
@@ -498,7 +853,36 @@
         <w:rPr>
           <w:i/>
         </w:rPr>
-        <w:t>I det avverkningsanmälda skogsområdet har 5 naturvårdsarter varav 5 rödlistade arter sina livsmiljöer och växtplatser.</w:t>
+        <w:t>I det avverkningsanmälda skogsområdet har 20 rödlistade arter och signalarter påträffats. Detta ska jämföras med Skogsstyrelsens uppföljning 2017 av nyckelbiotoper som visade att man i genomsnitt hittar 20,6 olika rödlistade arter och signalarter i en nyckelbiotop (Wijk, S. 2017. Biologisk mångfald i nyckelbiotoper – Resultat från inventeringen “Uppföljning biologisk mångfald” 2009–2015. Rapport 4/2017 Skogsstyrelsen, Jönköping).</w:t>
+      </w:r>
+    </w:p>
+    <w:p>
+      <w:r>
+        <w:rPr>
+          <w:b/>
+        </w:rPr>
+        <w:t xml:space="preserve">6.4.3 </w:t>
+      </w:r>
+      <w:r>
+        <w:t>Bevarandeåtgärder genomförs för de kända förekomster av rödlistade arter som påverkas av skogsbruk.</w:t>
+      </w:r>
+    </w:p>
+    <w:p>
+      <w:pPr>
+        <w:pStyle w:val="ListBullet"/>
+      </w:pPr>
+      <w:r>
+        <w:rPr>
+          <w:b/>
+          <w:i/>
+        </w:rPr>
+        <w:t xml:space="preserve">Kommentar: </w:t>
+      </w:r>
+      <w:r>
+        <w:rPr>
+          <w:i/>
+        </w:rPr>
+        <w:t>I det avverkningsanmälda skogsområdet har 21 naturvårdsarter varav 14 rödlistade arter sina livsmiljöer och växtplatser.</w:t>
       </w:r>
     </w:p>
     <w:p>
@@ -705,59 +1089,46 @@
         <w:pStyle w:val="Heading1"/>
       </w:pPr>
       <w:r>
-        <w:t>Lunglav – ekologi samt krav på livsmiljön</w:t>
+        <w:t>Lavskrika – ekologi samt krav på livsmiljön</w:t>
       </w:r>
     </w:p>
     <w:p>
       <w:r>
-        <w:t xml:space="preserve">Lunglav (NT) är en av vårt lands främsta signalarter som överallt indikerar gamla lövträd, skogsbestånd med höga naturvärden och ekosystem med lång skoglig kontinuitet. Lokalt kan förekomsten vara mycket riklig men den hittas nästan enbart i gamla och ej slutavverkade skogar. Artens samtliga förekomster bör uppmärksammas från naturvårdssynpunkt, då många lokaler även hyser andra ovanliga och rödlistade arter, däribland de sällsynta lavparasiterna lunglavshårprick (CR), </w:t>
+        <w:t>Lavskrika är rödlistad som nära hotad (NT), fridlyst enligt 4 § artskyddsförordningen (2007:845) och ingår i förteckningen över prioriterade arter i Skogsstyrelsens föreskrifter och allmänna råd (SKSFS 2011:7) bilaga 4. Lavskrikan är en mycket stationär fågel, som häckar i äldre, slutna och hänglavsrika barrskogar. Nyckelfaktorer är flerskiktad skog med rik undervegetation samt riklig förekomst av hänglavar (SLU Artdatabanken, 2026).</w:t>
+      </w:r>
+    </w:p>
+    <w:p>
+      <w:r>
+        <w:t xml:space="preserve">I Skogsstyrelsens vägledning för hänsyn till fåglar står bland annat att: </w:t>
       </w:r>
       <w:r>
         <w:rPr>
           <w:i/>
         </w:rPr>
-        <w:t>Abrothallus diederichii</w:t>
-      </w:r>
-      <w:r>
-        <w:t xml:space="preserve"> (VU), </w:t>
+        <w:t>“Reviren är livslånga med hemområden som varierar mellan 50 och 150 ha. Hemområdena har inga fasta gränser utan det handlar mera om de yttre gränserna för familjegruppernas rörelser. Lavskrikan undviker att förflytta sig över stora öppna områden och hemområdesstorleken är därför större i områden fragmenterade av hyggen och yngre skog än i områden med i sammanhängande äldre skog. Det finns studier som antyder att det inom ett revir bör finnas maximalt 15 % öppna ytor och ungskog. Inom ett revir av hög kvalitet finns det som regel ett eller flera kärnområden (1–20 ha) med relativt tät flerskiktad granskog.”</w:t>
+      </w:r>
+      <w:r>
+        <w:t xml:space="preserve"> Vidare att: </w:t>
       </w:r>
       <w:r>
         <w:rPr>
           <w:i/>
         </w:rPr>
-        <w:t>Abrothallus lobariae</w:t>
-      </w:r>
-      <w:r>
-        <w:t xml:space="preserve"> (VU), </w:t>
+        <w:t>“Arten missgynnas när flerskiktad skog omförs till enskiktade bestånd. Även skogsskötsel med återkommande röjning och hård gallring är starkt negativt. Lavskrikan har relativt stora hemområden och försvinner när den äldre skogen fragmenteras, särskilt allvarligt är när kärnområdena avverkas.”</w:t>
+      </w:r>
+      <w:r>
+        <w:t xml:space="preserve"> (Skogsstyrelsen 2016).</w:t>
+      </w:r>
+    </w:p>
+    <w:p>
+      <w:r>
+        <w:t xml:space="preserve">Populationen har minskat med 20 (10–30) % under de senaste 15 åren och minskningstakten bedöms vara nära gränsvärdet för sårbar (VU). Arten försvinner successivt framför allt vid dess utbredningsgränser och populationen har minskat kontinuerligt under 2000-talet. Lavskrika är typisk art för </w:t>
       </w:r>
       <w:r>
         <w:rPr>
           <w:i/>
         </w:rPr>
-        <w:t>Calycina lobariae</w:t>
-      </w:r>
-      <w:r>
-        <w:t xml:space="preserve"> (VU), lunglavsknapp (VU) och skrovelmössing (VU), som växer på lunglav. Rikliga förekomster med lunglav bör skyddas med biotopskydd, frivilliga avsättningar eller reservat (SLU Artdatabanken, 2026; Nitare &amp; Skogsstyrelsen, 2019).</w:t>
-      </w:r>
-    </w:p>
-    <w:p>
-      <w:r>
-        <w:t xml:space="preserve">Lunglav är typisk art för </w:t>
-      </w:r>
-      <w:r>
-        <w:rPr>
-          <w:i/>
-        </w:rPr>
-        <w:t>9010 Taiga, 9020 Nordlig ädellövskog, 9110 Näringsfattig bokskog, 9130 Näringsrik bokskog, 9160 Näringsrik ekskog, 9180 Ädellövskog i branter, 9190 Näringsfattig ekskog, 9070 Trädklädd betesmark, 9040 Fjällbjörkskog</w:t>
-      </w:r>
-      <w:r>
-        <w:t xml:space="preserve"> och</w:t>
-      </w:r>
-      <w:r>
-        <w:rPr>
-          <w:i/>
-        </w:rPr>
-        <w:t xml:space="preserve"> 6530 Lövängar</w:t>
+        <w:t>9010 Taiga</w:t>
       </w:r>
       <w:r>
         <w:t xml:space="preserve"> (SLU Artdatabanken, 2026).</w:t>
@@ -768,21 +1139,21 @@
         <w:pStyle w:val="Heading2"/>
       </w:pPr>
       <w:r>
-        <w:t>Referenser – lunglav</w:t>
+        <w:t>Referenser – lavskrika</w:t>
       </w:r>
     </w:p>
     <w:p>
       <w:r>
-        <w:t xml:space="preserve">Nitare, J. och Skogsstyrelsen, 2019. </w:t>
+        <w:t xml:space="preserve">Skogsstyrelsen, 2016. </w:t>
       </w:r>
       <w:r>
         <w:rPr>
           <w:i/>
         </w:rPr>
-        <w:t xml:space="preserve">Skyddsvärd skog – Naturvårdsarter och andra kriterier för naturvärdesbedömning. </w:t>
-      </w:r>
-      <w:r>
-        <w:t>Skogsstyrelsen.</w:t>
+        <w:t xml:space="preserve">Vägledning för hänsyn till fåglar – lavskrika. </w:t>
+      </w:r>
+      <w:r>
+        <w:t>https://www.skogsstyrelsen.se/globalassets/lag-och-tillsyn/artskydd/vagledningar-for-hansyn-till-faglar/lavskrika-vagledning-hansyn.pdf</w:t>
       </w:r>
     </w:p>
     <w:p>
@@ -796,7 +1167,7 @@
         <w:t xml:space="preserve">Artfaktablad. Naturvård – artfakta. </w:t>
       </w:r>
       <w:r>
-        <w:t>SLU Artdatabanken, Uppsala.</w:t>
+        <w:t>SLU Artdatabanken, Uppsala</w:t>
       </w:r>
     </w:p>
     <w:p>
@@ -804,69 +1175,62 @@
         <w:pStyle w:val="Heading1"/>
       </w:pPr>
       <w:r>
-        <w:t>Tretåig hackspett – ekologi samt krav på livsmiljön</w:t>
+        <w:t>Lunglav – ekologi samt krav på livsmiljön</w:t>
       </w:r>
     </w:p>
     <w:p>
       <w:r>
-        <w:t xml:space="preserve">Tretåig hackspett (NT) är fridlyst enligt §4 Artskyddsförordningen och finns med som prioriterad art i Skogsstyrelsen vägledning för skogsbruket (bilaga 4 till SVL). I vägledningen står bland annat att: </w:t>
+        <w:t xml:space="preserve">Lunglav (NT) är en av vårt lands främsta signalarter som överallt indikerar gamla lövträd, skogsbestånd med höga naturvärden och ekosystem med lång skoglig kontinuitet. Lokalt kan förekomsten vara mycket riklig men den hittas nästan enbart i gamla och ej slutavverkade skogar. Artens samtliga förekomster bör uppmärksammas från naturvårdssynpunkt, då många lokaler även hyser andra ovanliga och rödlistade arter, däribland de sällsynta lavparasiterna lunglavshårprick (CR), </w:t>
       </w:r>
       <w:r>
         <w:rPr>
           <w:i/>
         </w:rPr>
-        <w:t xml:space="preserve">“Tretåig hackspett har stora arealkrav och höga krav på sin livsmiljö. Omdaningen av naturskogar till kulturskogar medför en förlust av viktiga miljöer, något som förstärks av ökad fragmentering till följd av avverkningar.” </w:t>
-      </w:r>
-      <w:r>
-        <w:t xml:space="preserve">Vidare att: </w:t>
+        <w:t>Abrothallus diederichii</w:t>
+      </w:r>
+      <w:r>
+        <w:t xml:space="preserve"> (VU), </w:t>
       </w:r>
       <w:r>
         <w:rPr>
           <w:i/>
         </w:rPr>
-        <w:t>“Områden med dokumenterad permanent förekomst i naturskogsmiljöer har vanligen så stora naturvärden att skogsbruk är olämpligt”</w:t>
-      </w:r>
-      <w:r>
-        <w:t xml:space="preserve"> (SLU Artdatabanken, 2024; Skogsstyrelsen, 2016)</w:t>
+        <w:t>Abrothallus lobariae</w:t>
+      </w:r>
+      <w:r>
+        <w:t xml:space="preserve"> (VU), </w:t>
       </w:r>
       <w:r>
         <w:rPr>
           <w:i/>
         </w:rPr>
-        <w:t>.</w:t>
+        <w:t>Calycina lobariae</w:t>
+      </w:r>
+      <w:r>
+        <w:t xml:space="preserve"> (VU), lunglavsknapp (VU) och skrovelmössing (VU), som växer på lunglav. Rikliga förekomster med lunglav bör skyddas med biotopskydd, frivilliga avsättningar eller reservat (SLU Artdatabanken, 2026; Nitare &amp; Skogsstyrelsen, 2019).</w:t>
       </w:r>
     </w:p>
     <w:p>
       <w:r>
-        <w:t>Tretåig hackspett är beroende av större sammanhängande naturskogar med kontinuerlig tillgång och nybildning av död ved och fragmentering av livsmiljöerna utgör ett stort hot mot arten (se exempelvis Stachura-Skierczynska et al., 2009; Wesolowski et al., 2005; Butler et al., 2004; Pakkala et al., 2002; Amcoff et al., 1996; Virkkala, 1991). Det finns studier som visar att naturskogens självgallringsprocess som den tretåiga hackspetten är beroende av, inte kan ersättas med efterlämnad hänsyn i skogsbruket (Imbeau &amp; Desrochers, 2002).</w:t>
-      </w:r>
-    </w:p>
-    <w:p>
-      <w:r>
-        <w:t>Permanenta revir av tretåig hackspett karaktäriseras ofta av artens typiska ringformigt ordnade hackmärken på framför allt gamla granar. För att säkerställa att inte revir av tretåig hackspett drabbas av avverkningsplanerna bör en inventering göras i området både under häckningstid och under vintern, då arten utnyttjar betydligt större områden än under sommarens häckningsrevir. Storleken på häckningsreviret varierar med skogstypen, förekomsten av död ved och graden av fragmentering, men är i allmänhet i storleksordningen 25–100 hektar (SLU Artdatabanken, 2024; Skogsstyrelsen, 2016).</w:t>
-      </w:r>
-    </w:p>
-    <w:p>
-      <w:r>
-        <w:t xml:space="preserve">Förutom fridlysning enligt §4 Artskyddsförordningen är tretåig hackspett även förtecknad i EU:s fågeldirektiv bilaga 1. Den är typisk art för </w:t>
+        <w:t xml:space="preserve">Lunglav är typisk art för </w:t>
       </w:r>
       <w:r>
         <w:rPr>
           <w:i/>
         </w:rPr>
-        <w:t xml:space="preserve">9010 Taiga, 9740 Skogsbevuxen myr, 9030 Landhöjningsskog </w:t>
-      </w:r>
-      <w:r>
-        <w:t xml:space="preserve">och </w:t>
+        <w:t>9010 Taiga, 9020 Nordlig ädellövskog, 9110 Näringsfattig bokskog, 9130 Näringsrik bokskog, 9160 Näringsrik ekskog, 9180 Ädellövskog i branter, 9190 Näringsfattig ekskog, 9070 Trädklädd betesmark, 9040 Fjällbjörkskog</w:t>
+      </w:r>
+      <w:r>
+        <w:t xml:space="preserve"> och</w:t>
       </w:r>
       <w:r>
         <w:rPr>
           <w:i/>
         </w:rPr>
-        <w:t>9040 Fjällbjörkskog</w:t>
-      </w:r>
-      <w:r>
-        <w:t xml:space="preserve"> samt ingår i Natura 2000 och är förtecknad i Bernkonventionen bilaga II (strikt skyddade djurarter) (SLU Artdatabanken, 2024; Skogsstyrelsen, 2016).</w:t>
+        <w:t xml:space="preserve"> 6530 Lövängar</w:t>
+      </w:r>
+      <w:r>
+        <w:t xml:space="preserve"> (SLU Artdatabanken, 2026).</w:t>
       </w:r>
     </w:p>
     <w:p>
@@ -874,6 +1238,112 @@
         <w:pStyle w:val="Heading2"/>
       </w:pPr>
       <w:r>
+        <w:t>Referenser – lunglav</w:t>
+      </w:r>
+    </w:p>
+    <w:p>
+      <w:r>
+        <w:t xml:space="preserve">Nitare, J. och Skogsstyrelsen, 2019. </w:t>
+      </w:r>
+      <w:r>
+        <w:rPr>
+          <w:i/>
+        </w:rPr>
+        <w:t xml:space="preserve">Skyddsvärd skog – Naturvårdsarter och andra kriterier för naturvärdesbedömning. </w:t>
+      </w:r>
+      <w:r>
+        <w:t>Skogsstyrelsen.</w:t>
+      </w:r>
+    </w:p>
+    <w:p>
+      <w:r>
+        <w:t xml:space="preserve">SLU Artdatabanken, 2026. </w:t>
+      </w:r>
+      <w:r>
+        <w:rPr>
+          <w:i/>
+        </w:rPr>
+        <w:t xml:space="preserve">Artfaktablad. Naturvård – artfakta. </w:t>
+      </w:r>
+      <w:r>
+        <w:t>SLU Artdatabanken, Uppsala.</w:t>
+      </w:r>
+    </w:p>
+    <w:p>
+      <w:pPr>
+        <w:pStyle w:val="Heading1"/>
+      </w:pPr>
+      <w:r>
+        <w:t>Tretåig hackspett – ekologi samt krav på livsmiljön</w:t>
+      </w:r>
+    </w:p>
+    <w:p>
+      <w:r>
+        <w:t xml:space="preserve">Tretåig hackspett (NT) är fridlyst enligt §4 Artskyddsförordningen och finns med som prioriterad art i Skogsstyrelsen vägledning för skogsbruket (bilaga 4 till SVL). I vägledningen står bland annat att: </w:t>
+      </w:r>
+      <w:r>
+        <w:rPr>
+          <w:i/>
+        </w:rPr>
+        <w:t xml:space="preserve">“Tretåig hackspett har stora arealkrav och höga krav på sin livsmiljö. Omdaningen av naturskogar till kulturskogar medför en förlust av viktiga miljöer, något som förstärks av ökad fragmentering till följd av avverkningar.” </w:t>
+      </w:r>
+      <w:r>
+        <w:t xml:space="preserve">Vidare att: </w:t>
+      </w:r>
+      <w:r>
+        <w:rPr>
+          <w:i/>
+        </w:rPr>
+        <w:t>“Områden med dokumenterad permanent förekomst i naturskogsmiljöer har vanligen så stora naturvärden att skogsbruk är olämpligt”</w:t>
+      </w:r>
+      <w:r>
+        <w:t xml:space="preserve"> (SLU Artdatabanken, 2024; Skogsstyrelsen, 2016)</w:t>
+      </w:r>
+      <w:r>
+        <w:rPr>
+          <w:i/>
+        </w:rPr>
+        <w:t>.</w:t>
+      </w:r>
+    </w:p>
+    <w:p>
+      <w:r>
+        <w:t>Tretåig hackspett är beroende av större sammanhängande naturskogar med kontinuerlig tillgång och nybildning av död ved och fragmentering av livsmiljöerna utgör ett stort hot mot arten (se exempelvis Stachura-Skierczynska et al., 2009; Wesolowski et al., 2005; Butler et al., 2004; Pakkala et al., 2002; Amcoff et al., 1996; Virkkala, 1991). Det finns studier som visar att naturskogens självgallringsprocess som den tretåiga hackspetten är beroende av, inte kan ersättas med efterlämnad hänsyn i skogsbruket (Imbeau &amp; Desrochers, 2002).</w:t>
+      </w:r>
+    </w:p>
+    <w:p>
+      <w:r>
+        <w:t>Permanenta revir av tretåig hackspett karaktäriseras ofta av artens typiska ringformigt ordnade hackmärken på framför allt gamla granar. För att säkerställa att inte revir av tretåig hackspett drabbas av avverkningsplanerna bör en inventering göras i området både under häckningstid och under vintern, då arten utnyttjar betydligt större områden än under sommarens häckningsrevir. Storleken på häckningsreviret varierar med skogstypen, förekomsten av död ved och graden av fragmentering, men är i allmänhet i storleksordningen 25–100 hektar (SLU Artdatabanken, 2024; Skogsstyrelsen, 2016).</w:t>
+      </w:r>
+    </w:p>
+    <w:p>
+      <w:r>
+        <w:t xml:space="preserve">Förutom fridlysning enligt §4 Artskyddsförordningen är tretåig hackspett även förtecknad i EU:s fågeldirektiv bilaga 1. Den är typisk art för </w:t>
+      </w:r>
+      <w:r>
+        <w:rPr>
+          <w:i/>
+        </w:rPr>
+        <w:t xml:space="preserve">9010 Taiga, 9740 Skogsbevuxen myr, 9030 Landhöjningsskog </w:t>
+      </w:r>
+      <w:r>
+        <w:t xml:space="preserve">och </w:t>
+      </w:r>
+      <w:r>
+        <w:rPr>
+          <w:i/>
+        </w:rPr>
+        <w:t>9040 Fjällbjörkskog</w:t>
+      </w:r>
+      <w:r>
+        <w:t xml:space="preserve"> samt ingår i Natura 2000 och är förtecknad i Bernkonventionen bilaga II (strikt skyddade djurarter) (SLU Artdatabanken, 2024; Skogsstyrelsen, 2016).</w:t>
+      </w:r>
+    </w:p>
+    <w:p>
+      <w:pPr>
+        <w:pStyle w:val="Heading2"/>
+      </w:pPr>
+      <w:r>
         <w:t>Referenser – tretåig hackspett</w:t>
       </w:r>
     </w:p>
@@ -998,6 +1468,78 @@
       </w:r>
       <w:r>
         <w:t>Acta Ornithologica 40(1): 53–60.</w:t>
+      </w:r>
+    </w:p>
+    <w:p>
+      <w:pPr>
+        <w:pStyle w:val="Heading1"/>
+      </w:pPr>
+      <w:r>
+        <w:t>Spillkråka – ekologi samt krav på livsmiljön</w:t>
+      </w:r>
+    </w:p>
+    <w:p>
+      <w:r>
+        <w:t xml:space="preserve">Spillkråka (§4) ingår i bilaga 1 EU:s fågeldirektiv och är typisk art för </w:t>
+      </w:r>
+      <w:r>
+        <w:rPr>
+          <w:i/>
+        </w:rPr>
+        <w:t xml:space="preserve">9010 Taiga </w:t>
+      </w:r>
+      <w:r>
+        <w:t>och</w:t>
+      </w:r>
+      <w:r>
+        <w:rPr>
+          <w:i/>
+        </w:rPr>
+        <w:t xml:space="preserve"> 9740 Skogsbevuxen myr</w:t>
+      </w:r>
+      <w:r>
+        <w:t>. Den lever i både barr- och blandskog liksom i ren lövskog. De tätaste populationerna tenderar att finnas i äldre, variationsrik blandskog med gott om död ved och gamla träd. Varje par utnyttjar 400–1000 hektar skog beroende på skogens kvalitet. Skogsbruk med korta omloppstider och täta, homogena ungskogar utgör det största hotet (SLU Artdatabanken, 2026).</w:t>
+      </w:r>
+    </w:p>
+    <w:p>
+      <w:r>
+        <w:t>Spillkråka är en nyckelart i skogliga miljöer vars övergivna bohål utnyttjas av flera andra hålhäckande fågelarter och fladdermöss, däribland pärluggla (EN, §4), knipa (§4), salskrake (§4) och skogsduva (§4). Hökuggla (VU, §4) och slaguggla (§4) häckar ofta i högstubbar som brutits av i höjd med ett gammalt spillkråkebo (Skogsstyrelsen, 2016).</w:t>
+      </w:r>
+    </w:p>
+    <w:p>
+      <w:pPr>
+        <w:pStyle w:val="Heading2"/>
+      </w:pPr>
+      <w:r>
+        <w:t>Referenser – spillkråka</w:t>
+      </w:r>
+    </w:p>
+    <w:p>
+      <w:r>
+        <w:t xml:space="preserve">Skogsstyrelsen, 2016. </w:t>
+      </w:r>
+      <w:r>
+        <w:rPr>
+          <w:i/>
+        </w:rPr>
+        <w:t xml:space="preserve">Vägledning för hänsyn till spillkråka. </w:t>
+      </w:r>
+      <w:r>
+        <w:t>Vägledningar och kunskapsstöd artskydd – Skogsstyrelsen.</w:t>
+      </w:r>
+    </w:p>
+    <w:p>
+      <w:r>
+        <w:t xml:space="preserve">SLU Artdatabanken, 2026. </w:t>
+      </w:r>
+      <w:r>
+        <w:rPr>
+          <w:i/>
+        </w:rPr>
+        <w:t xml:space="preserve">Artfaktablad. Naturvård – artfakta. </w:t>
+      </w:r>
+      <w:r>
+        <w:t>SLU Artdatabanken, Uppsala.</w:t>
       </w:r>
     </w:p>
     <w:sectPr>
@@ -1128,7 +1670,7 @@
     <w:r>
       <w:tab/>
       <w:tab/>
-      <w:t>2026-10-24</w:t>
+      <w:t>2026-10-25</w:t>
       <w:br/>
       <w:br/>
     </w:r>

--- a/klagomål/A 24696-2026 FSC-klagomål.docx
+++ b/klagomål/A 24696-2026 FSC-klagomål.docx
@@ -221,7 +221,7 @@
     </w:p>
     <w:p>
       <w:r>
-        <w:t>I avverkningsanmälan finns fynd av 21 naturvårdsarter, varav 14 är rödlistade, 3 är fridlysta, 14 är typiska (T) och 6 är signalarter (S): garnlav (VU, T), blanksvart spiklav (NT), blågrå svartspik (NT), dropptaggsvamp (NT, T), kortskaftad ärgspik (NT), kötticka (NT), lavskrika (NT, T, §4), lunglav (NT, T), mörk kolflarnlav (NT), nordlig nållav (NT), tallticka (NT, T), tretåig hackspett (NT, T, §4), vedskivlav (NT, T), vitgrynig nållav (NT), bårdlav (S, T), gulnål (S, T), norrlandslav (S, T), nästlav (S, T), skinnlav (S, T), vedticka (S, T) och spillkråka (T, §4). Se Figur 1.</w:t>
+        <w:t>I avverkningsanmälan finns fynd av 20 naturvårdsarter, varav 13 är rödlistade, 3 är fridlysta, 14 är typiska (T) och 6 är signalarter (S): garnlav (VU, T), blanksvart spiklav (NT), dropptaggsvamp (NT, T), kortskaftad ärgspik (NT), kötticka (NT), lavskrika (NT, T, §4), lunglav (NT, T), mörk kolflarnlav (NT), nordlig nållav (NT), tallticka (NT, T), tretåig hackspett (NT, T, §4), vedskivlav (NT, T), vitgrynig nållav (NT), bårdlav (S, T), gulnål (S, T), norrlandslav (S, T), nästlav (S, T), skinnlav (S, T), vedticka (S, T) och spillkråka (T, §4). Se Figur 1.</w:t>
       </w:r>
     </w:p>
     <w:p>
@@ -292,17 +292,6 @@
         <w:rPr>
           <w:b/>
         </w:rPr>
-        <w:t>Blågrå svartspik (NT)</w:t>
-      </w:r>
-      <w:r>
-        <w:t xml:space="preserve"> växer på torr, hård ved av gamla, solbelysta torrakor, högstubbar av tall och grova döda grenar på levande tallar i öppna bestånd av naturskogskaraktär. Nästan alltid rör det sig om tjärrika torrträd och högstubbar (töreved, keloträd) som kan vara en bra bit över hundra år, i vissa fall sannolikt hundratals år gamla. Skogsbruk är idag det allvarligaste hotet. Ett långsiktigt hot är att nybildningen av gamla torrakor och högstubbar är en långsam process vilken ofta är beroende av skogsbrand. Nytt substrat bildas numera sannolikt nästan inte alls då antalet naturliga skogsbränder har minskat drastiskt på grund av effektivare brandbekämpning. Döda träd som lämnas efter avverkning är inte lämpliga för arten, eftersom dessa träd inte varit utsatta för skogsbrand och bildat tjärrik ved. Skogsbruksåtgärder på eller i närheten av växtplatserna bör undvikas. Naturskogsartade skogar med förekomst av arten indikerar höga biologiska värden och bör bevaras. Blågrå svartspik har en mycket begränsad utbredning utanför de nordiska länderna varför dessa länder har ett speciellt ansvar för arten (SLU Artdatabanken, 2024).</w:t>
-      </w:r>
-    </w:p>
-    <w:p>
-      <w:r>
-        <w:rPr>
-          <w:b/>
-        </w:rPr>
         <w:t>Dropptaggsvamp (NT)</w:t>
       </w:r>
       <w:r>
@@ -824,18 +813,10 @@
         <w:rPr>
           <w:b/>
         </w:rPr>
-        <w:t xml:space="preserve">6.4.1 </w:t>
-      </w:r>
-      <w:r>
-        <w:t>Följande biotoper undantas från alla skogsbruksåtgärder, förutom åtgärder påkallade för att bevara eller främja biotopens naturliga eller hävdbetingade biologiska mångfald:</w:t>
-      </w:r>
-    </w:p>
-    <w:p>
-      <w:pPr>
-        <w:ind w:left="357"/>
-      </w:pPr>
-      <w:r>
-        <w:t>b) nyckelbiotoper enligt Skogsstyrelsens definition och metod (1995)</w:t>
+        <w:t xml:space="preserve">6.4.3 </w:t>
+      </w:r>
+      <w:r>
+        <w:t>Bevarandeåtgärder genomförs för de kända förekomster av rödlistade arter som påverkas av skogsbruk.</w:t>
       </w:r>
     </w:p>
     <w:p>
@@ -853,36 +834,7 @@
         <w:rPr>
           <w:i/>
         </w:rPr>
-        <w:t>I det avverkningsanmälda skogsområdet har 20 rödlistade arter och signalarter påträffats. Detta ska jämföras med Skogsstyrelsens uppföljning 2017 av nyckelbiotoper som visade att man i genomsnitt hittar 20,6 olika rödlistade arter och signalarter i en nyckelbiotop (Wijk, S. 2017. Biologisk mångfald i nyckelbiotoper – Resultat från inventeringen “Uppföljning biologisk mångfald” 2009–2015. Rapport 4/2017 Skogsstyrelsen, Jönköping).</w:t>
-      </w:r>
-    </w:p>
-    <w:p>
-      <w:r>
-        <w:rPr>
-          <w:b/>
-        </w:rPr>
-        <w:t xml:space="preserve">6.4.3 </w:t>
-      </w:r>
-      <w:r>
-        <w:t>Bevarandeåtgärder genomförs för de kända förekomster av rödlistade arter som påverkas av skogsbruk.</w:t>
-      </w:r>
-    </w:p>
-    <w:p>
-      <w:pPr>
-        <w:pStyle w:val="ListBullet"/>
-      </w:pPr>
-      <w:r>
-        <w:rPr>
-          <w:b/>
-          <w:i/>
-        </w:rPr>
-        <w:t xml:space="preserve">Kommentar: </w:t>
-      </w:r>
-      <w:r>
-        <w:rPr>
-          <w:i/>
-        </w:rPr>
-        <w:t>I det avverkningsanmälda skogsområdet har 21 naturvårdsarter varav 14 rödlistade arter sina livsmiljöer och växtplatser.</w:t>
+        <w:t>I det avverkningsanmälda skogsområdet har 20 naturvårdsarter varav 13 rödlistade arter sina livsmiljöer och växtplatser.</w:t>
       </w:r>
     </w:p>
     <w:p>
@@ -1670,7 +1622,7 @@
     <w:r>
       <w:tab/>
       <w:tab/>
-      <w:t>2026-10-25</w:t>
+      <w:t>2026-10-26</w:t>
       <w:br/>
       <w:br/>
     </w:r>

--- a/klagomål/A 24696-2026 FSC-klagomål.docx
+++ b/klagomål/A 24696-2026 FSC-klagomål.docx
@@ -1622,7 +1622,7 @@
     <w:r>
       <w:tab/>
       <w:tab/>
-      <w:t>2026-10-26</w:t>
+      <w:t>2026-10-27</w:t>
       <w:br/>
       <w:br/>
     </w:r>

--- a/klagomål/A 24696-2026 FSC-klagomål.docx
+++ b/klagomål/A 24696-2026 FSC-klagomål.docx
@@ -1622,7 +1622,7 @@
     <w:r>
       <w:tab/>
       <w:tab/>
-      <w:t>2026-10-27</w:t>
+      <w:t>2026-10-28</w:t>
       <w:br/>
       <w:br/>
     </w:r>

--- a/klagomål/A 24696-2026 FSC-klagomål.docx
+++ b/klagomål/A 24696-2026 FSC-klagomål.docx
@@ -1622,7 +1622,7 @@
     <w:r>
       <w:tab/>
       <w:tab/>
-      <w:t>2026-10-28</w:t>
+      <w:t>2026-10-29</w:t>
       <w:br/>
       <w:br/>
     </w:r>

--- a/klagomål/A 24696-2026 FSC-klagomål.docx
+++ b/klagomål/A 24696-2026 FSC-klagomål.docx
@@ -1622,7 +1622,7 @@
     <w:r>
       <w:tab/>
       <w:tab/>
-      <w:t>2026-10-29</w:t>
+      <w:t>2026-10-31</w:t>
       <w:br/>
       <w:br/>
     </w:r>
